--- a/resources/templates/modelo_proposta_adequacoes_sinalizacao.docx
+++ b/resources/templates/modelo_proposta_adequacoes_sinalizacao.docx
@@ -552,7 +552,7 @@
           <w:sz w:val="24"/>
           <w:szCs w:val="24"/>
         </w:rPr>
-        <w:t>Proposta técnica referente à emissão de laudos e atestados visando renovação do AVCB.</w:t>
+        <w:t>Proposta técnica referente à adequações visando renovação do AVCB.</w:t>
       </w:r>
     </w:p>
     <w:p>
